--- a/보관본/러시아 인권변호사/Word/7부/7부_4화_선거_연기_논의.docx
+++ b/보관본/러시아 인권변호사/Word/7부/7부_4화_선거_연기_논의.docx
@@ -36,7 +36,7 @@
           <w:i w:val="0"/>
           <w:sz w:val="22"/>
         </w:rPr>
-        <w:t>알렉세이 “료샤” 오를로프(대통령) / 이리나 올레고브나 마르첸코(대통령 최측근 참모) / 카탸 리시나(일정·전략 총괄) / 보리스 이고레비치 라디셰프(국방장관) / 파벨 드미트리예비치 구르킨(국가보안기관장) / 키릴 안드레예비치(국가재정투명성청장) / 아나스타시야(나스탸) 드미트리예브나(국가재정투명성청 공동 책임자) / 아나톨리 빅토로비치 그레벤시코프(정치 전략가) / 아르툠 이고레비치 코발추크(6부에서 패배를 인정한 야당 「Спокойная страна」 대표, TV 성명)</w:t>
+        <w:t>알렉세이 “료샤” 오를로프(대통령) / 이리나 올레고브나 마르첸코(대통령 최측근 참모) / 카탸 리시나(일정·전략 총괄) / 보리스 이고레비치 라디셰프(국방장관) / 로디온 드미트리예비치 구르킨(국가보안기관장) / 키릴 안드레예비치(국가재정투명성청장) / 아나스타시야(나스탸) 드미트리예브나(국가재정투명성청 공동 책임자) / 아나톨리 빅토로비치 그레벤시코프(정치 전략가) / 아르툠 이고레비치 코발추크(6부에서 패배를 인정한 야당 「Спокойная страна」 대표, TV 성명)</w:t>
       </w:r>
     </w:p>
     <w:p>
@@ -600,7 +600,7 @@
           <w:i w:val="0"/>
           <w:sz w:val="22"/>
         </w:rPr>
-        <w:t>Павел Дмитриевич, вы недооцениваете риски дестабилизации во время избирательной кампании.</w:t>
+        <w:t>Родион Дмитриевич, вы недооцениваете риски дестабилизации во время избирательной кампании.</w:t>
       </w:r>
     </w:p>
     <w:p>
@@ -863,7 +863,7 @@
           <w:i w:val="0"/>
           <w:sz w:val="22"/>
         </w:rPr>
-        <w:t>«В прошлом» не гарантирует «в будущем», Павел Дмитриевич.</w:t>
+        <w:t>«В прошлом» не гарантирует «в будущем», Родион Дмитриевич.</w:t>
       </w:r>
     </w:p>
     <w:p>
@@ -909,7 +909,7 @@
           <w:i w:val="0"/>
           <w:sz w:val="22"/>
         </w:rPr>
-        <w:t>Вероятности в вашу пользу, Павел Дмитриевич?</w:t>
+        <w:t>Вероятности в вашу пользу, Родион Дмитриевич?</w:t>
       </w:r>
     </w:p>
     <w:p>
@@ -955,7 +955,7 @@
           <w:i w:val="0"/>
           <w:sz w:val="22"/>
         </w:rPr>
-        <w:t>Вероятности не хоронят солдат, Павел Дмитриевич.</w:t>
+        <w:t>Вероятности не хоронят солдат, Родион Дмитриевич.</w:t>
       </w:r>
     </w:p>
     <w:p>
@@ -1270,7 +1270,7 @@
           <w:i w:val="0"/>
           <w:sz w:val="22"/>
         </w:rPr>
-        <w:t>Спасибо, Павел Дмитриевич. Именно такое решение я и предлагаю — практическую защиту процесса, а не его отмену.</w:t>
+        <w:t>Спасибо, Родион Дмитриевич. Именно такое решение я и предлагаю — практическую защиту процесса, а не его отмену.</w:t>
       </w:r>
     </w:p>
     <w:p>
@@ -2902,7 +2902,7 @@
           <w:i w:val="0"/>
           <w:sz w:val="22"/>
         </w:rPr>
-        <w:t>Благодарю, Павел Дмитриевич. Именно такое решение мне и было нужно — практическое, а не политическое.</w:t>
+        <w:t>Благодарю, Родион Дмитриевич. Именно такое решение мне и было нужно — практическое, а не политическое.</w:t>
       </w:r>
     </w:p>
     <w:p>

--- a/보관본/러시아 인권변호사/Word/7부/7부_4화_선거_연기_논의.docx
+++ b/보관본/러시아 인권변호사/Word/7부/7부_4화_선거_연기_논의.docx
@@ -738,7 +738,7 @@
           <w:i w:val="0"/>
           <w:sz w:val="22"/>
         </w:rPr>
-        <w:t>А вы, Борис Игоревич, говорите с позиции человека, который никогда не сидел в камере за то, что сказал правду не вовремя.</w:t>
+        <w:t>А вы, Борис Игоревич, говорите с позиции человека, чей дед не отсидел три года за то, что сказал правду не вовремя. Мой — отсидел.</w:t>
       </w:r>
     </w:p>
     <w:p>
@@ -3520,7 +3520,7 @@
           <w:i w:val="0"/>
           <w:sz w:val="22"/>
         </w:rPr>
-        <w:t xml:space="preserve"> — 이리나가 장면 3에서 인용. 자유를 뿌렸으나 받아들여지지 않은 "외로운 씨 뿌리는 자"의 쓰디쓴 결말을 들어, 선거 연기가 국민을 다시 "양떼"로 만드는 첫걸음이 될 수 있다고 경고한다. (원문 주석의 "для вас нет ни славы, ни свободы"는 원시에 없는 구절이므로 바로잡음.)</w:t>
+        <w:t xml:space="preserve"> — 한국어 해설: 이리나가 장면 3에서 인용. 자유를 뿌렸으나 받아들여지지 않은 "외로운 씨 뿌리는 자"의 쓰디쓴 결말을 들어, 선거 연기가 국민을 다시 "양떼"로 만드는 첫걸음이 될 수 있다고 경고한다.</w:t>
       </w:r>
     </w:p>
     <w:p>
@@ -3543,7 +3543,7 @@
           <w:i w:val="0"/>
           <w:sz w:val="22"/>
         </w:rPr>
-        <w:t xml:space="preserve"> — 장면 6 료샤의 독백. 라디셰프가 자신에게 "국민의 선택의 짐을 대신 지는 자"가 되라고 권하고 있음을 깨닫는 순간. (원문의 "누구에게 절할지 모르면 짐승보다 못하다"는 표현은 출처가 불분명해 대심문관의 실제 대사로 교체.)</w:t>
+        <w:t xml:space="preserve"> — 한국어 해설: 장면 6 료샤의 독백. 라디셰프가 자신에게 "국민의 선택의 짐을 대신 지는 자"가 되라고 권하고 있음을 깨닫는 순간.</w:t>
       </w:r>
     </w:p>
     <w:p>

--- a/보관본/러시아 인권변호사/Word/7부/7부_4화_선거_연기_논의.docx
+++ b/보관본/러시아 인권변호사/Word/7부/7부_4화_선거_연기_논의.docx
@@ -1317,6 +1317,144 @@
           <w:sz w:val="22"/>
         </w:rPr>
         <w:t>А перенос, возможно, никогда не закончится, Борис Игоревич. Между двумя рисками я выбираю тот, что оставляет людям право голоса.</w:t>
+      </w:r>
+    </w:p>
+    <w:p>
+      <w:pPr>
+        <w:spacing w:before="0" w:after="110" w:line="300" w:lineRule="auto"/>
+      </w:pPr>
+      <w:r>
+        <w:rPr>
+          <w:rFonts w:ascii="Times New Roman" w:hAnsi="Times New Roman" w:eastAsia="Malgun Gothic"/>
+          <w:b/>
+          <w:i w:val="0"/>
+          <w:sz w:val="22"/>
+        </w:rPr>
+        <w:t xml:space="preserve">Радищев: </w:t>
+      </w:r>
+      <w:r>
+        <w:rPr>
+          <w:rFonts w:ascii="Times New Roman" w:hAnsi="Times New Roman" w:eastAsia="Malgun Gothic"/>
+          <w:b w:val="0"/>
+          <w:i w:val="0"/>
+          <w:sz w:val="22"/>
+        </w:rPr>
+        <w:t>«Никогда не закончится» — это уже риторика, Ирина Олеговна. Шесть недель — это шесть недель.</w:t>
+      </w:r>
+    </w:p>
+    <w:p>
+      <w:pPr>
+        <w:spacing w:before="0" w:after="110" w:line="300" w:lineRule="auto"/>
+      </w:pPr>
+      <w:r>
+        <w:rPr>
+          <w:rFonts w:ascii="Times New Roman" w:hAnsi="Times New Roman" w:eastAsia="Malgun Gothic"/>
+          <w:b/>
+          <w:i w:val="0"/>
+          <w:sz w:val="22"/>
+        </w:rPr>
+        <w:t xml:space="preserve">Ирина: </w:t>
+      </w:r>
+      <w:r>
+        <w:rPr>
+          <w:rFonts w:ascii="Times New Roman" w:hAnsi="Times New Roman" w:eastAsia="Malgun Gothic"/>
+          <w:b w:val="0"/>
+          <w:i w:val="0"/>
+          <w:sz w:val="22"/>
+        </w:rPr>
+        <w:t>Это не риторика, это протокол. Семнадцатый год: Временное правительство назначает выборы в Учредительное собрание на семнадцатое сентября. В августе переносит на двенадцатое ноября — списки не готовы, обстановка сложная, каких-то два месяца.</w:t>
+      </w:r>
+    </w:p>
+    <w:p>
+      <w:pPr>
+        <w:spacing w:before="0" w:after="110" w:line="300" w:lineRule="auto"/>
+      </w:pPr>
+      <w:r>
+        <w:rPr>
+          <w:rFonts w:ascii="Times New Roman" w:hAnsi="Times New Roman" w:eastAsia="Malgun Gothic"/>
+          <w:b/>
+          <w:i w:val="0"/>
+          <w:sz w:val="22"/>
+        </w:rPr>
+        <w:t xml:space="preserve">Радищев: </w:t>
+      </w:r>
+      <w:r>
+        <w:rPr>
+          <w:rFonts w:ascii="Times New Roman" w:hAnsi="Times New Roman" w:eastAsia="Malgun Gothic"/>
+          <w:b w:val="0"/>
+          <w:i w:val="0"/>
+          <w:sz w:val="22"/>
+        </w:rPr>
+        <w:t>И выборы не состоялись?</w:t>
+      </w:r>
+    </w:p>
+    <w:p>
+      <w:pPr>
+        <w:spacing w:before="0" w:after="110" w:line="300" w:lineRule="auto"/>
+      </w:pPr>
+      <w:r>
+        <w:rPr>
+          <w:rFonts w:ascii="Times New Roman" w:hAnsi="Times New Roman" w:eastAsia="Malgun Gothic"/>
+          <w:b/>
+          <w:i w:val="0"/>
+          <w:sz w:val="22"/>
+        </w:rPr>
+        <w:t xml:space="preserve">Ирина: </w:t>
+      </w:r>
+      <w:r>
+        <w:rPr>
+          <w:rFonts w:ascii="Times New Roman" w:hAnsi="Times New Roman" w:eastAsia="Malgun Gothic"/>
+          <w:b w:val="0"/>
+          <w:i w:val="0"/>
+          <w:sz w:val="22"/>
+        </w:rPr>
+        <w:t>Состоялись. Только правительства, которое их перенесло, к тому времени уже не было — его свергли в октябре. Собрание открылось пятого января восемнадцатого года и было разогнано на следующий день. Первый всенародно избранный орган в истории страны прожил один день.</w:t>
+      </w:r>
+    </w:p>
+    <w:p>
+      <w:pPr>
+        <w:spacing w:before="0" w:after="110" w:line="300" w:lineRule="auto"/>
+      </w:pPr>
+      <w:r>
+        <w:rPr>
+          <w:rFonts w:ascii="Times New Roman" w:hAnsi="Times New Roman" w:eastAsia="Malgun Gothic"/>
+          <w:b/>
+          <w:i w:val="0"/>
+          <w:sz w:val="22"/>
+        </w:rPr>
+        <w:t xml:space="preserve">Радищев: </w:t>
+      </w:r>
+      <w:r>
+        <w:rPr>
+          <w:rFonts w:ascii="Times New Roman" w:hAnsi="Times New Roman" w:eastAsia="Malgun Gothic"/>
+          <w:b w:val="0"/>
+          <w:i w:val="0"/>
+          <w:sz w:val="22"/>
+        </w:rPr>
+        <w:t>Вы сравниваете шесть недель с революцией. Это несопоставимо.</w:t>
+      </w:r>
+    </w:p>
+    <w:p>
+      <w:pPr>
+        <w:spacing w:before="0" w:after="110" w:line="300" w:lineRule="auto"/>
+      </w:pPr>
+      <w:r>
+        <w:rPr>
+          <w:rFonts w:ascii="Times New Roman" w:hAnsi="Times New Roman" w:eastAsia="Malgun Gothic"/>
+          <w:b/>
+          <w:i w:val="0"/>
+          <w:sz w:val="22"/>
+        </w:rPr>
+        <w:t xml:space="preserve">Ирина: </w:t>
+      </w:r>
+      <w:r>
+        <w:rPr>
+          <w:rFonts w:ascii="Times New Roman" w:hAnsi="Times New Roman" w:eastAsia="Malgun Gothic"/>
+          <w:b w:val="0"/>
+          <w:i w:val="0"/>
+          <w:sz w:val="22"/>
+        </w:rPr>
+        <w:t>Я сравниваю не масштаб, а логику. Два месяца тогда тоже казались пустяком. Легитимность рождается в тот день, когда люди голосуют, — не в тот, когда им обещают, что голосование перенесено ненадолго. Отложенные выборы уже не принадлежат тому, кто их отложил.</w:t>
       </w:r>
     </w:p>
     <w:p>
